--- a/END SEM/Application_Cases_Tables.docx
+++ b/END SEM/Application_Cases_Tables.docx
@@ -91,12 +91,6 @@
         <w:gridCol w:w="2552"/>
       </w:tblGrid>
       <w:tr>
-        <w:tblPrEx>
-          <w:tblCellMar>
-            <w:top w:w="0" w:type="dxa"/>
-            <w:bottom w:w="0" w:type="dxa"/>
-          </w:tblCellMar>
-        </w:tblPrEx>
         <w:trPr>
           <w:tblHeader/>
         </w:trPr>
@@ -352,12 +346,6 @@
         </w:tc>
       </w:tr>
       <w:tr>
-        <w:tblPrEx>
-          <w:tblCellMar>
-            <w:top w:w="0" w:type="dxa"/>
-            <w:bottom w:w="0" w:type="dxa"/>
-          </w:tblCellMar>
-        </w:tblPrEx>
         <w:tc>
           <w:tcPr>
             <w:tcW w:w="846" w:type="dxa"/>
@@ -559,12 +547,6 @@
         </w:tc>
       </w:tr>
       <w:tr>
-        <w:tblPrEx>
-          <w:tblCellMar>
-            <w:top w:w="0" w:type="dxa"/>
-            <w:bottom w:w="0" w:type="dxa"/>
-          </w:tblCellMar>
-        </w:tblPrEx>
         <w:tc>
           <w:tcPr>
             <w:tcW w:w="846" w:type="dxa"/>
@@ -766,12 +748,6 @@
         </w:tc>
       </w:tr>
       <w:tr>
-        <w:tblPrEx>
-          <w:tblCellMar>
-            <w:top w:w="0" w:type="dxa"/>
-            <w:bottom w:w="0" w:type="dxa"/>
-          </w:tblCellMar>
-        </w:tblPrEx>
         <w:tc>
           <w:tcPr>
             <w:tcW w:w="846" w:type="dxa"/>
@@ -973,12 +949,6 @@
         </w:tc>
       </w:tr>
       <w:tr>
-        <w:tblPrEx>
-          <w:tblCellMar>
-            <w:top w:w="0" w:type="dxa"/>
-            <w:bottom w:w="0" w:type="dxa"/>
-          </w:tblCellMar>
-        </w:tblPrEx>
         <w:tc>
           <w:tcPr>
             <w:tcW w:w="846" w:type="dxa"/>
@@ -1180,12 +1150,6 @@
         </w:tc>
       </w:tr>
       <w:tr>
-        <w:tblPrEx>
-          <w:tblCellMar>
-            <w:top w:w="0" w:type="dxa"/>
-            <w:bottom w:w="0" w:type="dxa"/>
-          </w:tblCellMar>
-        </w:tblPrEx>
         <w:tc>
           <w:tcPr>
             <w:tcW w:w="846" w:type="dxa"/>
@@ -1387,12 +1351,6 @@
         </w:tc>
       </w:tr>
       <w:tr>
-        <w:tblPrEx>
-          <w:tblCellMar>
-            <w:top w:w="0" w:type="dxa"/>
-            <w:bottom w:w="0" w:type="dxa"/>
-          </w:tblCellMar>
-        </w:tblPrEx>
         <w:tc>
           <w:tcPr>
             <w:tcW w:w="846" w:type="dxa"/>
@@ -1594,6 +1552,16 @@
         </w:tc>
       </w:tr>
     </w:tbl>
+    <w:p>
+      <w:pPr>
+        <w:spacing w:before="480" w:after="120"/>
+      </w:pPr>
+    </w:p>
+    <w:p>
+      <w:pPr>
+        <w:spacing w:before="480" w:after="120"/>
+      </w:pPr>
+    </w:p>
     <w:p>
       <w:pPr>
         <w:spacing w:before="480" w:after="120"/>
@@ -1604,6 +1572,7 @@
         <w:pStyle w:val="Heading1"/>
       </w:pPr>
       <w:r>
+        <w:lastRenderedPageBreak/>
         <w:t xml:space="preserve">Table 2: </w:t>
       </w:r>
       <w:proofErr w:type="spellStart"/>
@@ -1720,7 +1689,7 @@
     </w:p>
     <w:tbl>
       <w:tblPr>
-        <w:tblW w:w="9360" w:type="dxa"/>
+        <w:tblW w:w="14170" w:type="dxa"/>
         <w:tblBorders>
           <w:top w:val="single" w:sz="4" w:space="0" w:color="auto"/>
           <w:left w:val="single" w:sz="4" w:space="0" w:color="auto"/>
@@ -1738,25 +1707,19 @@
       <w:tblGrid>
         <w:gridCol w:w="801"/>
         <w:gridCol w:w="1061"/>
-        <w:gridCol w:w="1911"/>
+        <w:gridCol w:w="2977"/>
         <w:gridCol w:w="1274"/>
-        <w:gridCol w:w="2502"/>
-        <w:gridCol w:w="1241"/>
-        <w:gridCol w:w="1551"/>
+        <w:gridCol w:w="3184"/>
+        <w:gridCol w:w="1783"/>
+        <w:gridCol w:w="3090"/>
       </w:tblGrid>
       <w:tr>
-        <w:tblPrEx>
-          <w:tblCellMar>
-            <w:top w:w="0" w:type="dxa"/>
-            <w:bottom w:w="0" w:type="dxa"/>
-          </w:tblCellMar>
-        </w:tblPrEx>
         <w:trPr>
           <w:tblHeader/>
         </w:trPr>
         <w:tc>
           <w:tcPr>
-            <w:tcW w:w="700" w:type="dxa"/>
+            <w:tcW w:w="801" w:type="dxa"/>
             <w:tcBorders>
               <w:top w:val="single" w:sz="4" w:space="0" w:color="1A4A78"/>
               <w:left w:val="single" w:sz="4" w:space="0" w:color="1A4A78"/>
@@ -1784,14 +1747,13 @@
                 <w:sz w:val="20"/>
                 <w:szCs w:val="20"/>
               </w:rPr>
-              <w:lastRenderedPageBreak/>
               <w:t>Case ID</w:t>
             </w:r>
           </w:p>
         </w:tc>
         <w:tc>
           <w:tcPr>
-            <w:tcW w:w="1000" w:type="dxa"/>
+            <w:tcW w:w="1061" w:type="dxa"/>
             <w:tcBorders>
               <w:top w:val="single" w:sz="4" w:space="0" w:color="1A4A78"/>
               <w:left w:val="single" w:sz="4" w:space="0" w:color="1A4A78"/>
@@ -1825,7 +1787,7 @@
         </w:tc>
         <w:tc>
           <w:tcPr>
-            <w:tcW w:w="2000" w:type="dxa"/>
+            <w:tcW w:w="3095" w:type="dxa"/>
             <w:tcBorders>
               <w:top w:val="single" w:sz="4" w:space="0" w:color="1A4A78"/>
               <w:left w:val="single" w:sz="4" w:space="0" w:color="1A4A78"/>
@@ -1859,7 +1821,7 @@
         </w:tc>
         <w:tc>
           <w:tcPr>
-            <w:tcW w:w="1100" w:type="dxa"/>
+            <w:tcW w:w="850" w:type="dxa"/>
             <w:tcBorders>
               <w:top w:val="single" w:sz="4" w:space="0" w:color="1A4A78"/>
               <w:left w:val="single" w:sz="4" w:space="0" w:color="1A4A78"/>
@@ -1893,7 +1855,7 @@
         </w:tc>
         <w:tc>
           <w:tcPr>
-            <w:tcW w:w="1500" w:type="dxa"/>
+            <w:tcW w:w="3260" w:type="dxa"/>
             <w:tcBorders>
               <w:top w:val="single" w:sz="4" w:space="0" w:color="1A4A78"/>
               <w:left w:val="single" w:sz="4" w:space="0" w:color="1A4A78"/>
@@ -1927,7 +1889,7 @@
         </w:tc>
         <w:tc>
           <w:tcPr>
-            <w:tcW w:w="1060" w:type="dxa"/>
+            <w:tcW w:w="1843" w:type="dxa"/>
             <w:tcBorders>
               <w:top w:val="single" w:sz="4" w:space="0" w:color="1A4A78"/>
               <w:left w:val="single" w:sz="4" w:space="0" w:color="1A4A78"/>
@@ -1961,7 +1923,7 @@
         </w:tc>
         <w:tc>
           <w:tcPr>
-            <w:tcW w:w="2000" w:type="dxa"/>
+            <w:tcW w:w="3260" w:type="dxa"/>
             <w:tcBorders>
               <w:top w:val="single" w:sz="4" w:space="0" w:color="1A4A78"/>
               <w:left w:val="single" w:sz="4" w:space="0" w:color="1A4A78"/>
@@ -1995,15 +1957,9 @@
         </w:tc>
       </w:tr>
       <w:tr>
-        <w:tblPrEx>
-          <w:tblCellMar>
-            <w:top w:w="0" w:type="dxa"/>
-            <w:bottom w:w="0" w:type="dxa"/>
-          </w:tblCellMar>
-        </w:tblPrEx>
-        <w:tc>
-          <w:tcPr>
-            <w:tcW w:w="700" w:type="dxa"/>
+        <w:tc>
+          <w:tcPr>
+            <w:tcW w:w="801" w:type="dxa"/>
             <w:tcBorders>
               <w:top w:val="single" w:sz="4" w:space="0" w:color="2E75B6"/>
               <w:left w:val="single" w:sz="4" w:space="0" w:color="2E75B6"/>
@@ -2034,7 +1990,7 @@
         </w:tc>
         <w:tc>
           <w:tcPr>
-            <w:tcW w:w="1000" w:type="dxa"/>
+            <w:tcW w:w="1061" w:type="dxa"/>
             <w:tcBorders>
               <w:top w:val="single" w:sz="4" w:space="0" w:color="2E75B6"/>
               <w:left w:val="single" w:sz="4" w:space="0" w:color="2E75B6"/>
@@ -2062,7 +2018,7 @@
         </w:tc>
         <w:tc>
           <w:tcPr>
-            <w:tcW w:w="2000" w:type="dxa"/>
+            <w:tcW w:w="3095" w:type="dxa"/>
             <w:tcBorders>
               <w:top w:val="single" w:sz="4" w:space="0" w:color="2E75B6"/>
               <w:left w:val="single" w:sz="4" w:space="0" w:color="2E75B6"/>
@@ -2090,7 +2046,7 @@
         </w:tc>
         <w:tc>
           <w:tcPr>
-            <w:tcW w:w="1100" w:type="dxa"/>
+            <w:tcW w:w="850" w:type="dxa"/>
             <w:tcBorders>
               <w:top w:val="single" w:sz="4" w:space="0" w:color="2E75B6"/>
               <w:left w:val="single" w:sz="4" w:space="0" w:color="2E75B6"/>
@@ -2118,7 +2074,7 @@
         </w:tc>
         <w:tc>
           <w:tcPr>
-            <w:tcW w:w="1500" w:type="dxa"/>
+            <w:tcW w:w="3260" w:type="dxa"/>
             <w:tcBorders>
               <w:top w:val="single" w:sz="4" w:space="0" w:color="2E75B6"/>
               <w:left w:val="single" w:sz="4" w:space="0" w:color="2E75B6"/>
@@ -2146,7 +2102,7 @@
         </w:tc>
         <w:tc>
           <w:tcPr>
-            <w:tcW w:w="1060" w:type="dxa"/>
+            <w:tcW w:w="1843" w:type="dxa"/>
             <w:tcBorders>
               <w:top w:val="single" w:sz="4" w:space="0" w:color="2E75B6"/>
               <w:left w:val="single" w:sz="4" w:space="0" w:color="2E75B6"/>
@@ -2174,7 +2130,7 @@
         </w:tc>
         <w:tc>
           <w:tcPr>
-            <w:tcW w:w="2000" w:type="dxa"/>
+            <w:tcW w:w="3260" w:type="dxa"/>
             <w:tcBorders>
               <w:top w:val="single" w:sz="4" w:space="0" w:color="2E75B6"/>
               <w:left w:val="single" w:sz="4" w:space="0" w:color="2E75B6"/>
@@ -2202,15 +2158,9 @@
         </w:tc>
       </w:tr>
       <w:tr>
-        <w:tblPrEx>
-          <w:tblCellMar>
-            <w:top w:w="0" w:type="dxa"/>
-            <w:bottom w:w="0" w:type="dxa"/>
-          </w:tblCellMar>
-        </w:tblPrEx>
-        <w:tc>
-          <w:tcPr>
-            <w:tcW w:w="700" w:type="dxa"/>
+        <w:tc>
+          <w:tcPr>
+            <w:tcW w:w="801" w:type="dxa"/>
             <w:tcBorders>
               <w:top w:val="single" w:sz="4" w:space="0" w:color="2E75B6"/>
               <w:left w:val="single" w:sz="4" w:space="0" w:color="2E75B6"/>
@@ -2241,7 +2191,7 @@
         </w:tc>
         <w:tc>
           <w:tcPr>
-            <w:tcW w:w="1000" w:type="dxa"/>
+            <w:tcW w:w="1061" w:type="dxa"/>
             <w:tcBorders>
               <w:top w:val="single" w:sz="4" w:space="0" w:color="2E75B6"/>
               <w:left w:val="single" w:sz="4" w:space="0" w:color="2E75B6"/>
@@ -2269,7 +2219,7 @@
         </w:tc>
         <w:tc>
           <w:tcPr>
-            <w:tcW w:w="2000" w:type="dxa"/>
+            <w:tcW w:w="3095" w:type="dxa"/>
             <w:tcBorders>
               <w:top w:val="single" w:sz="4" w:space="0" w:color="2E75B6"/>
               <w:left w:val="single" w:sz="4" w:space="0" w:color="2E75B6"/>
@@ -2297,7 +2247,7 @@
         </w:tc>
         <w:tc>
           <w:tcPr>
-            <w:tcW w:w="1100" w:type="dxa"/>
+            <w:tcW w:w="850" w:type="dxa"/>
             <w:tcBorders>
               <w:top w:val="single" w:sz="4" w:space="0" w:color="2E75B6"/>
               <w:left w:val="single" w:sz="4" w:space="0" w:color="2E75B6"/>
@@ -2325,7 +2275,7 @@
         </w:tc>
         <w:tc>
           <w:tcPr>
-            <w:tcW w:w="1500" w:type="dxa"/>
+            <w:tcW w:w="3260" w:type="dxa"/>
             <w:tcBorders>
               <w:top w:val="single" w:sz="4" w:space="0" w:color="2E75B6"/>
               <w:left w:val="single" w:sz="4" w:space="0" w:color="2E75B6"/>
@@ -2353,7 +2303,7 @@
         </w:tc>
         <w:tc>
           <w:tcPr>
-            <w:tcW w:w="1060" w:type="dxa"/>
+            <w:tcW w:w="1843" w:type="dxa"/>
             <w:tcBorders>
               <w:top w:val="single" w:sz="4" w:space="0" w:color="2E75B6"/>
               <w:left w:val="single" w:sz="4" w:space="0" w:color="2E75B6"/>
@@ -2381,7 +2331,7 @@
         </w:tc>
         <w:tc>
           <w:tcPr>
-            <w:tcW w:w="2000" w:type="dxa"/>
+            <w:tcW w:w="3260" w:type="dxa"/>
             <w:tcBorders>
               <w:top w:val="single" w:sz="4" w:space="0" w:color="2E75B6"/>
               <w:left w:val="single" w:sz="4" w:space="0" w:color="2E75B6"/>
@@ -2409,15 +2359,9 @@
         </w:tc>
       </w:tr>
       <w:tr>
-        <w:tblPrEx>
-          <w:tblCellMar>
-            <w:top w:w="0" w:type="dxa"/>
-            <w:bottom w:w="0" w:type="dxa"/>
-          </w:tblCellMar>
-        </w:tblPrEx>
-        <w:tc>
-          <w:tcPr>
-            <w:tcW w:w="700" w:type="dxa"/>
+        <w:tc>
+          <w:tcPr>
+            <w:tcW w:w="801" w:type="dxa"/>
             <w:tcBorders>
               <w:top w:val="single" w:sz="4" w:space="0" w:color="2E75B6"/>
               <w:left w:val="single" w:sz="4" w:space="0" w:color="2E75B6"/>
@@ -2448,7 +2392,7 @@
         </w:tc>
         <w:tc>
           <w:tcPr>
-            <w:tcW w:w="1000" w:type="dxa"/>
+            <w:tcW w:w="1061" w:type="dxa"/>
             <w:tcBorders>
               <w:top w:val="single" w:sz="4" w:space="0" w:color="2E75B6"/>
               <w:left w:val="single" w:sz="4" w:space="0" w:color="2E75B6"/>
@@ -2476,7 +2420,7 @@
         </w:tc>
         <w:tc>
           <w:tcPr>
-            <w:tcW w:w="2000" w:type="dxa"/>
+            <w:tcW w:w="3095" w:type="dxa"/>
             <w:tcBorders>
               <w:top w:val="single" w:sz="4" w:space="0" w:color="2E75B6"/>
               <w:left w:val="single" w:sz="4" w:space="0" w:color="2E75B6"/>
@@ -2504,7 +2448,7 @@
         </w:tc>
         <w:tc>
           <w:tcPr>
-            <w:tcW w:w="1100" w:type="dxa"/>
+            <w:tcW w:w="850" w:type="dxa"/>
             <w:tcBorders>
               <w:top w:val="single" w:sz="4" w:space="0" w:color="2E75B6"/>
               <w:left w:val="single" w:sz="4" w:space="0" w:color="2E75B6"/>
@@ -2532,7 +2476,7 @@
         </w:tc>
         <w:tc>
           <w:tcPr>
-            <w:tcW w:w="1500" w:type="dxa"/>
+            <w:tcW w:w="3260" w:type="dxa"/>
             <w:tcBorders>
               <w:top w:val="single" w:sz="4" w:space="0" w:color="2E75B6"/>
               <w:left w:val="single" w:sz="4" w:space="0" w:color="2E75B6"/>
@@ -2560,7 +2504,7 @@
         </w:tc>
         <w:tc>
           <w:tcPr>
-            <w:tcW w:w="1060" w:type="dxa"/>
+            <w:tcW w:w="1843" w:type="dxa"/>
             <w:tcBorders>
               <w:top w:val="single" w:sz="4" w:space="0" w:color="2E75B6"/>
               <w:left w:val="single" w:sz="4" w:space="0" w:color="2E75B6"/>
@@ -2588,7 +2532,7 @@
         </w:tc>
         <w:tc>
           <w:tcPr>
-            <w:tcW w:w="2000" w:type="dxa"/>
+            <w:tcW w:w="3260" w:type="dxa"/>
             <w:tcBorders>
               <w:top w:val="single" w:sz="4" w:space="0" w:color="2E75B6"/>
               <w:left w:val="single" w:sz="4" w:space="0" w:color="2E75B6"/>
@@ -2616,15 +2560,9 @@
         </w:tc>
       </w:tr>
       <w:tr>
-        <w:tblPrEx>
-          <w:tblCellMar>
-            <w:top w:w="0" w:type="dxa"/>
-            <w:bottom w:w="0" w:type="dxa"/>
-          </w:tblCellMar>
-        </w:tblPrEx>
-        <w:tc>
-          <w:tcPr>
-            <w:tcW w:w="700" w:type="dxa"/>
+        <w:tc>
+          <w:tcPr>
+            <w:tcW w:w="801" w:type="dxa"/>
             <w:tcBorders>
               <w:top w:val="single" w:sz="4" w:space="0" w:color="2E75B6"/>
               <w:left w:val="single" w:sz="4" w:space="0" w:color="2E75B6"/>
@@ -2655,7 +2593,7 @@
         </w:tc>
         <w:tc>
           <w:tcPr>
-            <w:tcW w:w="1000" w:type="dxa"/>
+            <w:tcW w:w="1061" w:type="dxa"/>
             <w:tcBorders>
               <w:top w:val="single" w:sz="4" w:space="0" w:color="2E75B6"/>
               <w:left w:val="single" w:sz="4" w:space="0" w:color="2E75B6"/>
@@ -2683,7 +2621,7 @@
         </w:tc>
         <w:tc>
           <w:tcPr>
-            <w:tcW w:w="2000" w:type="dxa"/>
+            <w:tcW w:w="3095" w:type="dxa"/>
             <w:tcBorders>
               <w:top w:val="single" w:sz="4" w:space="0" w:color="2E75B6"/>
               <w:left w:val="single" w:sz="4" w:space="0" w:color="2E75B6"/>
@@ -2705,21 +2643,13 @@
                 <w:sz w:val="18"/>
                 <w:szCs w:val="18"/>
               </w:rPr>
-              <w:t xml:space="preserve">Year: 2005 | Attack: Hostage Taking | Target: Journalists/Media | Weapon: Unknown | Region: Western Europe | Suicide Op: No | Extended: Yes | </w:t>
-            </w:r>
-            <w:r>
-              <w:rPr>
-                <w:sz w:val="18"/>
-                <w:szCs w:val="18"/>
-              </w:rPr>
-              <w:lastRenderedPageBreak/>
-              <w:t>International: Yes | Claimed: Yes</w:t>
-            </w:r>
-          </w:p>
-        </w:tc>
-        <w:tc>
-          <w:tcPr>
-            <w:tcW w:w="1100" w:type="dxa"/>
+              <w:t>Year: 2005 | Attack: Hostage Taking | Target: Journalists/Media | Weapon: Unknown | Region: Western Europe | Suicide Op: No | Extended: Yes | International: Yes | Claimed: Yes</w:t>
+            </w:r>
+          </w:p>
+        </w:tc>
+        <w:tc>
+          <w:tcPr>
+            <w:tcW w:w="850" w:type="dxa"/>
             <w:tcBorders>
               <w:top w:val="single" w:sz="4" w:space="0" w:color="2E75B6"/>
               <w:left w:val="single" w:sz="4" w:space="0" w:color="2E75B6"/>
@@ -2741,14 +2671,13 @@
                 <w:sz w:val="18"/>
                 <w:szCs w:val="18"/>
               </w:rPr>
-              <w:lastRenderedPageBreak/>
               <w:t>~62–68%</w:t>
             </w:r>
           </w:p>
         </w:tc>
         <w:tc>
           <w:tcPr>
-            <w:tcW w:w="1500" w:type="dxa"/>
+            <w:tcW w:w="3260" w:type="dxa"/>
             <w:tcBorders>
               <w:top w:val="single" w:sz="4" w:space="0" w:color="2E75B6"/>
               <w:left w:val="single" w:sz="4" w:space="0" w:color="2E75B6"/>
@@ -2776,7 +2705,7 @@
         </w:tc>
         <w:tc>
           <w:tcPr>
-            <w:tcW w:w="1060" w:type="dxa"/>
+            <w:tcW w:w="1843" w:type="dxa"/>
             <w:tcBorders>
               <w:top w:val="single" w:sz="4" w:space="0" w:color="2E75B6"/>
               <w:left w:val="single" w:sz="4" w:space="0" w:color="2E75B6"/>
@@ -2804,7 +2733,7 @@
         </w:tc>
         <w:tc>
           <w:tcPr>
-            <w:tcW w:w="2000" w:type="dxa"/>
+            <w:tcW w:w="3260" w:type="dxa"/>
             <w:tcBorders>
               <w:top w:val="single" w:sz="4" w:space="0" w:color="2E75B6"/>
               <w:left w:val="single" w:sz="4" w:space="0" w:color="2E75B6"/>
@@ -2826,29 +2755,15 @@
                 <w:sz w:val="18"/>
                 <w:szCs w:val="18"/>
               </w:rPr>
-              <w:t xml:space="preserve">Journalist/media targeting signals information warfare component. Western Europe strong response capacity limits </w:t>
-            </w:r>
-            <w:r>
-              <w:rPr>
-                <w:sz w:val="18"/>
-                <w:szCs w:val="18"/>
-              </w:rPr>
-              <w:lastRenderedPageBreak/>
-              <w:t>ultimate success probability.</w:t>
+              <w:t>Journalist/media targeting signals information warfare component. Western Europe strong response capacity limits ultimate success probability.</w:t>
             </w:r>
           </w:p>
         </w:tc>
       </w:tr>
       <w:tr>
-        <w:tblPrEx>
-          <w:tblCellMar>
-            <w:top w:w="0" w:type="dxa"/>
-            <w:bottom w:w="0" w:type="dxa"/>
-          </w:tblCellMar>
-        </w:tblPrEx>
-        <w:tc>
-          <w:tcPr>
-            <w:tcW w:w="700" w:type="dxa"/>
+        <w:tc>
+          <w:tcPr>
+            <w:tcW w:w="801" w:type="dxa"/>
             <w:tcBorders>
               <w:top w:val="single" w:sz="4" w:space="0" w:color="2E75B6"/>
               <w:left w:val="single" w:sz="4" w:space="0" w:color="2E75B6"/>
@@ -2873,14 +2788,13 @@
                 <w:sz w:val="18"/>
                 <w:szCs w:val="18"/>
               </w:rPr>
-              <w:lastRenderedPageBreak/>
               <w:t>CASE-005</w:t>
             </w:r>
           </w:p>
         </w:tc>
         <w:tc>
           <w:tcPr>
-            <w:tcW w:w="1000" w:type="dxa"/>
+            <w:tcW w:w="1061" w:type="dxa"/>
             <w:tcBorders>
               <w:top w:val="single" w:sz="4" w:space="0" w:color="2E75B6"/>
               <w:left w:val="single" w:sz="4" w:space="0" w:color="2E75B6"/>
@@ -2908,7 +2822,7 @@
         </w:tc>
         <w:tc>
           <w:tcPr>
-            <w:tcW w:w="2000" w:type="dxa"/>
+            <w:tcW w:w="3095" w:type="dxa"/>
             <w:tcBorders>
               <w:top w:val="single" w:sz="4" w:space="0" w:color="2E75B6"/>
               <w:left w:val="single" w:sz="4" w:space="0" w:color="2E75B6"/>
@@ -2936,7 +2850,7 @@
         </w:tc>
         <w:tc>
           <w:tcPr>
-            <w:tcW w:w="1100" w:type="dxa"/>
+            <w:tcW w:w="850" w:type="dxa"/>
             <w:tcBorders>
               <w:top w:val="single" w:sz="4" w:space="0" w:color="2E75B6"/>
               <w:left w:val="single" w:sz="4" w:space="0" w:color="2E75B6"/>
@@ -2964,7 +2878,7 @@
         </w:tc>
         <w:tc>
           <w:tcPr>
-            <w:tcW w:w="1500" w:type="dxa"/>
+            <w:tcW w:w="3260" w:type="dxa"/>
             <w:tcBorders>
               <w:top w:val="single" w:sz="4" w:space="0" w:color="2E75B6"/>
               <w:left w:val="single" w:sz="4" w:space="0" w:color="2E75B6"/>
@@ -2992,7 +2906,7 @@
         </w:tc>
         <w:tc>
           <w:tcPr>
-            <w:tcW w:w="1060" w:type="dxa"/>
+            <w:tcW w:w="1843" w:type="dxa"/>
             <w:tcBorders>
               <w:top w:val="single" w:sz="4" w:space="0" w:color="2E75B6"/>
               <w:left w:val="single" w:sz="4" w:space="0" w:color="2E75B6"/>
@@ -3020,7 +2934,7 @@
         </w:tc>
         <w:tc>
           <w:tcPr>
-            <w:tcW w:w="2000" w:type="dxa"/>
+            <w:tcW w:w="3260" w:type="dxa"/>
             <w:tcBorders>
               <w:top w:val="single" w:sz="4" w:space="0" w:color="2E75B6"/>
               <w:left w:val="single" w:sz="4" w:space="0" w:color="2E75B6"/>
@@ -3053,50 +2967,6 @@
         <w:spacing w:before="240"/>
         <w:jc w:val="right"/>
       </w:pPr>
-      <w:proofErr w:type="spellStart"/>
-      <w:r>
-        <w:rPr>
-          <w:i/>
-          <w:iCs/>
-          <w:color w:val="7F7F7F"/>
-          <w:sz w:val="16"/>
-          <w:szCs w:val="16"/>
-        </w:rPr>
-        <w:t>DarkPulse</w:t>
-      </w:r>
-      <w:proofErr w:type="spellEnd"/>
-      <w:r>
-        <w:rPr>
-          <w:i/>
-          <w:iCs/>
-          <w:color w:val="7F7F7F"/>
-          <w:sz w:val="16"/>
-          <w:szCs w:val="16"/>
-        </w:rPr>
-        <w:t xml:space="preserve"> &amp; </w:t>
-      </w:r>
-      <w:proofErr w:type="spellStart"/>
-      <w:r>
-        <w:rPr>
-          <w:i/>
-          <w:iCs/>
-          <w:color w:val="7F7F7F"/>
-          <w:sz w:val="16"/>
-          <w:szCs w:val="16"/>
-        </w:rPr>
-        <w:t>DarkTrace</w:t>
-      </w:r>
-      <w:proofErr w:type="spellEnd"/>
-      <w:r>
-        <w:rPr>
-          <w:i/>
-          <w:iCs/>
-          <w:color w:val="7F7F7F"/>
-          <w:sz w:val="16"/>
-          <w:szCs w:val="16"/>
-        </w:rPr>
-        <w:t xml:space="preserve"> | MSc Dissertation — Application Case Studies | GTD 1970–2025</w:t>
-      </w:r>
     </w:p>
     <w:sectPr>
       <w:pgSz w:w="15840" w:h="12240"/>
